--- a/design/深蹲教練_封閉測試招募.docx
+++ b/design/深蹲教練_封閉測試招募.docx
@@ -4,13 +4,13 @@
   <w:body>
     <w:p>
       <w:pPr>
-        <w:spacing w:after="60"/>
+        <w:spacing w:after="240"/>
         <w:jc w:val="center"/>
       </w:pPr>
       <w:r>
         <w:drawing>
           <wp:inline distT="0" distB="0" distL="0" distR="0">
-            <wp:extent cx="1257300" cy="1257300"/>
+            <wp:extent cx="1485900" cy="1485900"/>
             <wp:effectExtent t="0" r="0" b="0" l="0"/>
             <wp:docPr id="3" name=""/>
             <wp:cNvGraphicFramePr>
@@ -35,7 +35,7 @@
                   <pic:spPr bwMode="auto">
                     <a:xfrm>
                       <a:off x="0" y="0"/>
-                      <a:ext cx="1257300" cy="1257300"/>
+                      <a:ext cx="1485900" cy="1485900"/>
                     </a:xfrm>
                     <a:prstGeom prst="rect">
                       <a:avLst/>
@@ -157,11 +157,6 @@
         </w:rPr>
         <w:t xml:space="preserve">App 沒有網路權限 — 不錄影、不上傳，做不到也不會做</w:t>
       </w:r>
-    </w:p>
-    <w:p>
-      <w:pPr>
-        <w:spacing w:after="120"/>
-      </w:pPr>
     </w:p>
     <w:tbl>
       <w:tblPr>
@@ -191,7 +186,7 @@
               <w:right w:val="none" w:color="FFFFFF" w:sz="0"/>
             </w:tcBorders>
             <w:tcMar>
-              <w:top w:type="dxa" w:w="120"/>
+              <w:top w:type="dxa" w:w="200"/>
               <w:left w:type="dxa" w:w="0"/>
               <w:bottom w:type="dxa" w:w="40"/>
               <w:right w:type="dxa" w:w="0"/>
@@ -454,7 +449,7 @@
               <w:right w:val="none" w:color="FFFFFF" w:sz="0"/>
             </w:tcBorders>
             <w:tcMar>
-              <w:top w:type="dxa" w:w="120"/>
+              <w:top w:type="dxa" w:w="200"/>
               <w:left w:type="dxa" w:w="0"/>
               <w:bottom w:type="dxa" w:w="40"/>
               <w:right w:type="dxa" w:w="0"/>
@@ -724,15 +719,10 @@
     </w:tbl>
     <w:p>
       <w:pPr>
-        <w:spacing w:after="40"/>
-      </w:pPr>
-    </w:p>
-    <w:p>
-      <w:pPr>
         <w:pBdr>
           <w:bottom w:val="single" w:color="D4D4D4" w:sz="4" w:space="10"/>
         </w:pBdr>
-        <w:spacing w:after="100"/>
+        <w:spacing w:after="200" w:before="200"/>
       </w:pPr>
     </w:p>
     <w:tbl>
